--- a/(e)CRF/Per protocolnaam/19_User manual - MoveMonitor.docx
+++ b/(e)CRF/Per protocolnaam/19_User manual - MoveMonitor.docx
@@ -24,7 +24,7 @@
           <w:szCs w:val="28"/>
           <w:lang w:val="en-US"/>
         </w:rPr>
-        <w:t>Appendix</w:t>
+        <w:t>eCRF Document 19: User manual - MoveMonitor</w:t>
       </w:r>
       <w:r>
         <w:rPr>
@@ -35,7 +35,6 @@
           <w:szCs w:val="28"/>
           <w:lang w:val="en-US"/>
         </w:rPr>
-        <w:t xml:space="preserve"> 1</w:t>
       </w:r>
       <w:r>
         <w:rPr>
@@ -46,7 +45,6 @@
           <w:szCs w:val="28"/>
           <w:lang w:val="en-US"/>
         </w:rPr>
-        <w:t>9</w:t>
       </w:r>
       <w:r>
         <w:rPr>
@@ -57,7 +55,6 @@
           <w:szCs w:val="28"/>
           <w:lang w:val="en-US"/>
         </w:rPr>
-        <w:t>:</w:t>
       </w:r>
       <w:r>
         <w:rPr>
@@ -68,7 +65,6 @@
           <w:szCs w:val="28"/>
           <w:lang w:val="en-US"/>
         </w:rPr>
-        <w:t xml:space="preserve"> Participant User Manual of the </w:t>
       </w:r>
       <w:proofErr w:type="spellStart"/>
       <w:r>
@@ -80,7 +76,6 @@
           <w:szCs w:val="28"/>
           <w:lang w:val="en-US"/>
         </w:rPr>
-        <w:t>MoveMonitor</w:t>
       </w:r>
       <w:proofErr w:type="spellEnd"/>
     </w:p>
